--- a/entrega_modelamiento/Informe Segmentacion Conductual (entregable tarea descriptiva).docx
+++ b/entrega_modelamiento/Informe Segmentacion Conductual (entregable tarea descriptiva).docx
@@ -790,7 +790,40 @@
         <w:pStyle w:val="Heading1"/>
       </w:pPr>
       <w:r>
-        <w:t>7. Alcance y limitaciones</w:t>
+        <w:t xml:space="preserve">7. ¿Debe el negocio actuar sobre grupos solapados? Análisis de riesgo</w:t>
+      </w:r>
+    </w:p>
+    <w:p>
+      <w:r>
+        <w:t xml:space="preserve">Los cuatro perfiles no son categorías separadas por fronteras nítidas: son regiones de un continuo de hábitos, y un estudiante cercano al límite entre dos grupos podría razonablemente pertenecer a cualquiera de los dos. Antes de operar con la segmentación, corresponde preguntarse cuánto cuesta equivocarse de segmento — y la respuesta, en este dominio, es favorable.</w:t>
+      </w:r>
+    </w:p>
+    <w:p>
+      <w:r>
+        <w:t xml:space="preserve">El error posible: asignar a un estudiante una intervención que no es la que más necesita — por ejemplo, invitar a un taller de organización del tiempo a un alumno que ya es organizado, o derivar a consejería motivacional a uno cuyo hábito débil son los apuntes.</w:t>
+      </w:r>
+    </w:p>
+    <w:p>
+      <w:r>
+        <w:t xml:space="preserve">El costo de ese error es bajo y benigno: las intervenciones del catálogo son formativas, de bajo costo unitario y sin efectos adversos — recibir un taller "de más" refuerza una habilidad ya existente y, en el peor de los casos, ocupa un cupo. En esto, el caso educativo se diferencia de negocios donde el error de segmentación sí destruye valor (por ejemplo, otorgar beneficios de cliente Premium a quien no lo es): aquí no existe un equivalente a ese costo.</w:t>
+      </w:r>
+    </w:p>
+    <w:p>
+      <w:r>
+        <w:t xml:space="preserve">El costo de no actuar, en cambio, es alto: esperar una segmentación "perfecta" — que estos datos no pueden producir, como se verificó con el test de tendencia de agrupamiento — dejaría los programas de apoyo sin foco mientras 4 de cada 10 estudiantes reprueban. El costo de la inacción supera con holgura al del error de asignación.</w:t>
+      </w:r>
+    </w:p>
+    <w:p>
+      <w:r>
+        <w:t xml:space="preserve">Decisión recomendada: operar con la segmentación. El riesgo es bajo, asimétricamente benigno y controlable con dos resguardos: (1) el perfil se usa como priorización orientativa y no como etiqueta del estudiante — la decisión de intervenir es siempre del orientador, apoyada por la probabilidad individual que entrega el sistema predictivo —; y (2) el monitoreo semestral descrito en la sección 6: si la reprobación por grupo deja de diferenciarse, la segmentación se reentrena o se enriquece con nuevas variables, consultando a los propios orientadores qué atributos distinguen mejor a sus estudiantes.</w:t>
+      </w:r>
+    </w:p>
+    <w:p>
+      <w:pPr>
+        <w:pStyle w:val="Heading1"/>
+      </w:pPr>
+      <w:r>
+        <w:t xml:space="preserve">8. Alcance y limitaciones</w:t>
       </w:r>
     </w:p>
     <w:p>
